--- a/255200008-CAL-P3.docx
+++ b/255200008-CAL-P3.docx
@@ -316,8 +316,6 @@
           <w:szCs w:val="24"/>
         </w:rPr>
       </w:pPr>
-      <w:bookmarkStart w:id="0" w:name="_GoBack"/>
-      <w:bookmarkEnd w:id="0"/>
     </w:p>
     <w:p>
       <w:pPr>
@@ -5642,6 +5640,8 @@
         </w:rPr>
         <w:t xml:space="preserve">        }</w:t>
       </w:r>
+      <w:bookmarkStart w:id="0" w:name="_GoBack"/>
+      <w:bookmarkEnd w:id="0"/>
     </w:p>
     <w:p>
       <w:pPr>
@@ -5710,7 +5710,7 @@
           <w:insideH w:val="single" w:color="auto" w:sz="4" w:space="0"/>
           <w:insideV w:val="single" w:color="auto" w:sz="4" w:space="0"/>
         </w:tblBorders>
-        <w:tblLayout w:type="autofit"/>
+        <w:tblLayout w:type="fixed"/>
         <w:tblCellMar>
           <w:top w:w="0" w:type="dxa"/>
           <w:left w:w="10" w:type="dxa"/>
@@ -5719,9 +5719,9 @@
         </w:tblCellMar>
       </w:tblPr>
       <w:tblGrid>
-        <w:gridCol w:w="284"/>
-        <w:gridCol w:w="5093"/>
-        <w:gridCol w:w="4003"/>
+        <w:gridCol w:w="283"/>
+        <w:gridCol w:w="4976"/>
+        <w:gridCol w:w="4121"/>
       </w:tblGrid>
       <w:tr>
         <w:tblPrEx>
@@ -5742,7 +5742,7 @@
         </w:tblPrEx>
         <w:tc>
           <w:tcPr>
-            <w:tcW w:w="500" w:type="pct"/>
+            <w:tcW w:w="151" w:type="pct"/>
             <w:tcBorders>
               <w:top w:val="single" w:color="000000" w:sz="2" w:space="0"/>
               <w:left w:val="single" w:color="000000" w:sz="2" w:space="0"/>
@@ -5772,7 +5772,7 @@
         </w:tc>
         <w:tc>
           <w:tcPr>
-            <w:tcW w:w="2250" w:type="pct"/>
+            <w:tcW w:w="2652" w:type="pct"/>
             <w:tcBorders>
               <w:top w:val="single" w:color="000000" w:sz="2" w:space="0"/>
               <w:left w:val="single" w:color="000000" w:sz="2" w:space="0"/>
@@ -5802,7 +5802,7 @@
         </w:tc>
         <w:tc>
           <w:tcPr>
-            <w:tcW w:w="2250" w:type="pct"/>
+            <w:tcW w:w="2196" w:type="pct"/>
             <w:tcBorders>
               <w:top w:val="single" w:color="000000" w:sz="2" w:space="0"/>
               <w:left w:val="single" w:color="000000" w:sz="2" w:space="0"/>
@@ -5850,7 +5850,7 @@
         </w:tblPrEx>
         <w:tc>
           <w:tcPr>
-            <w:tcW w:w="500" w:type="pct"/>
+            <w:tcW w:w="151" w:type="pct"/>
             <w:tcBorders>
               <w:top w:val="single" w:color="000000" w:sz="2" w:space="0"/>
               <w:left w:val="single" w:color="000000" w:sz="2" w:space="0"/>
@@ -5880,7 +5880,7 @@
         </w:tc>
         <w:tc>
           <w:tcPr>
-            <w:tcW w:w="2250" w:type="pct"/>
+            <w:tcW w:w="2652" w:type="pct"/>
             <w:tcBorders>
               <w:top w:val="single" w:color="000000" w:sz="2" w:space="0"/>
               <w:left w:val="single" w:color="000000" w:sz="2" w:space="0"/>
@@ -5910,7 +5910,7 @@
         </w:tc>
         <w:tc>
           <w:tcPr>
-            <w:tcW w:w="2250" w:type="pct"/>
+            <w:tcW w:w="2196" w:type="pct"/>
             <w:tcBorders>
               <w:top w:val="single" w:color="000000" w:sz="2" w:space="0"/>
               <w:left w:val="single" w:color="000000" w:sz="2" w:space="0"/>
@@ -5958,7 +5958,7 @@
         </w:tblPrEx>
         <w:tc>
           <w:tcPr>
-            <w:tcW w:w="500" w:type="pct"/>
+            <w:tcW w:w="151" w:type="pct"/>
             <w:tcBorders>
               <w:top w:val="single" w:color="000000" w:sz="2" w:space="0"/>
               <w:left w:val="single" w:color="000000" w:sz="2" w:space="0"/>
@@ -5988,7 +5988,7 @@
         </w:tc>
         <w:tc>
           <w:tcPr>
-            <w:tcW w:w="2250" w:type="pct"/>
+            <w:tcW w:w="2652" w:type="pct"/>
             <w:tcBorders>
               <w:top w:val="single" w:color="000000" w:sz="2" w:space="0"/>
               <w:left w:val="single" w:color="000000" w:sz="2" w:space="0"/>
@@ -6018,7 +6018,7 @@
         </w:tc>
         <w:tc>
           <w:tcPr>
-            <w:tcW w:w="2250" w:type="pct"/>
+            <w:tcW w:w="2196" w:type="pct"/>
             <w:tcBorders>
               <w:top w:val="single" w:color="000000" w:sz="2" w:space="0"/>
               <w:left w:val="single" w:color="000000" w:sz="2" w:space="0"/>
@@ -6066,7 +6066,7 @@
         </w:tblPrEx>
         <w:tc>
           <w:tcPr>
-            <w:tcW w:w="500" w:type="pct"/>
+            <w:tcW w:w="151" w:type="pct"/>
             <w:tcBorders>
               <w:top w:val="single" w:color="000000" w:sz="2" w:space="0"/>
               <w:left w:val="single" w:color="000000" w:sz="2" w:space="0"/>
@@ -6096,7 +6096,7 @@
         </w:tc>
         <w:tc>
           <w:tcPr>
-            <w:tcW w:w="2250" w:type="pct"/>
+            <w:tcW w:w="2652" w:type="pct"/>
             <w:tcBorders>
               <w:top w:val="single" w:color="000000" w:sz="2" w:space="0"/>
               <w:left w:val="single" w:color="000000" w:sz="2" w:space="0"/>
@@ -6126,7 +6126,7 @@
         </w:tc>
         <w:tc>
           <w:tcPr>
-            <w:tcW w:w="2250" w:type="pct"/>
+            <w:tcW w:w="2196" w:type="pct"/>
             <w:tcBorders>
               <w:top w:val="single" w:color="000000" w:sz="2" w:space="0"/>
               <w:left w:val="single" w:color="000000" w:sz="2" w:space="0"/>
@@ -6174,7 +6174,7 @@
         </w:tblPrEx>
         <w:tc>
           <w:tcPr>
-            <w:tcW w:w="500" w:type="pct"/>
+            <w:tcW w:w="151" w:type="pct"/>
             <w:tcBorders>
               <w:top w:val="single" w:color="000000" w:sz="2" w:space="0"/>
               <w:left w:val="single" w:color="000000" w:sz="2" w:space="0"/>
@@ -6204,7 +6204,7 @@
         </w:tc>
         <w:tc>
           <w:tcPr>
-            <w:tcW w:w="2250" w:type="pct"/>
+            <w:tcW w:w="2652" w:type="pct"/>
             <w:tcBorders>
               <w:top w:val="single" w:color="000000" w:sz="2" w:space="0"/>
               <w:left w:val="single" w:color="000000" w:sz="2" w:space="0"/>
@@ -6234,7 +6234,7 @@
         </w:tc>
         <w:tc>
           <w:tcPr>
-            <w:tcW w:w="2250" w:type="pct"/>
+            <w:tcW w:w="2196" w:type="pct"/>
             <w:tcBorders>
               <w:top w:val="single" w:color="000000" w:sz="2" w:space="0"/>
               <w:left w:val="single" w:color="000000" w:sz="2" w:space="0"/>
@@ -6282,7 +6282,7 @@
         </w:tblPrEx>
         <w:tc>
           <w:tcPr>
-            <w:tcW w:w="500" w:type="pct"/>
+            <w:tcW w:w="151" w:type="pct"/>
             <w:tcBorders>
               <w:top w:val="single" w:color="000000" w:sz="2" w:space="0"/>
               <w:left w:val="single" w:color="000000" w:sz="2" w:space="0"/>
@@ -6312,7 +6312,7 @@
         </w:tc>
         <w:tc>
           <w:tcPr>
-            <w:tcW w:w="2250" w:type="pct"/>
+            <w:tcW w:w="2652" w:type="pct"/>
             <w:tcBorders>
               <w:top w:val="single" w:color="000000" w:sz="2" w:space="0"/>
               <w:left w:val="single" w:color="000000" w:sz="2" w:space="0"/>
@@ -6342,7 +6342,7 @@
         </w:tc>
         <w:tc>
           <w:tcPr>
-            <w:tcW w:w="2250" w:type="pct"/>
+            <w:tcW w:w="2196" w:type="pct"/>
             <w:tcBorders>
               <w:top w:val="single" w:color="000000" w:sz="2" w:space="0"/>
               <w:left w:val="single" w:color="000000" w:sz="2" w:space="0"/>
@@ -12092,7 +12092,7 @@
     <w:lsdException w:unhideWhenUsed="0" w:uiPriority="0" w:semiHidden="0" w:name="Body Text Indent 2"/>
     <w:lsdException w:unhideWhenUsed="0" w:uiPriority="0" w:semiHidden="0" w:name="Body Text Indent 3"/>
     <w:lsdException w:unhideWhenUsed="0" w:uiPriority="0" w:semiHidden="0" w:name="Block Text"/>
-    <w:lsdException w:uiPriority="99" w:semiHidden="0" w:name="Hyperlink"/>
+    <w:lsdException w:qFormat="1" w:uiPriority="99" w:semiHidden="0" w:name="Hyperlink"/>
     <w:lsdException w:unhideWhenUsed="0" w:uiPriority="0" w:semiHidden="0" w:name="FollowedHyperlink"/>
     <w:lsdException w:qFormat="1" w:unhideWhenUsed="0" w:uiPriority="0" w:semiHidden="0" w:name="Strong"/>
     <w:lsdException w:qFormat="1" w:unhideWhenUsed="0" w:uiPriority="0" w:semiHidden="0" w:name="Emphasis"/>
@@ -12416,6 +12416,7 @@
   <w:style w:type="character" w:styleId="14">
     <w:name w:val="Hyperlink"/>
     <w:unhideWhenUsed/>
+    <w:qFormat/>
     <w:uiPriority w:val="99"/>
     <w:rPr>
       <w:color w:val="0563C1"/>
